--- a/docs/HelpDesk_Docs/11_Carbon_ConMon_AfterHours_OnCall_Hotline_RoE.docx
+++ b/docs/HelpDesk_Docs/11_Carbon_ConMon_AfterHours_OnCall_Hotline_RoE.docx
@@ -1453,7 +1453,7 @@
               <w:rPr>
                 <w:sz w:val="18"/>
               </w:rPr>
-              <w:t>NexusCyber Hotline: 703-457-1082</w:t>
+              <w:t>NexusCyber Hotline: (800) 265-6446</w:t>
             </w:r>
           </w:p>
         </w:tc>
@@ -1825,7 +1825,7 @@
     </w:p>
     <w:p>
       <w:r>
-        <w:t>— or simply call the NexusCyber Hotline (703-457-1082) and it routes to the active on-call engineer.</w:t>
+        <w:t>— or simply call the NexusCyber Hotline (800) 265-6446 and it routes to the active on-call engineer.</w:t>
       </w:r>
     </w:p>
     <w:tbl>
@@ -3647,7 +3647,7 @@
               <w:rPr>
                 <w:sz w:val="18"/>
               </w:rPr>
-              <w:t>Call the NexusCyber Hotline: 703-457-1082</w:t>
+              <w:t>Call the NexusCyber Hotline: (800) 265-6446</w:t>
             </w:r>
           </w:p>
         </w:tc>
